--- a/landing/src/content/docs/reference/storage.md.docx
+++ b/landing/src/content/docs/reference/storage.md.docx
@@ -85,6 +85,7 @@
           <w:numId w:val="1"/>
         </w:numPr>
         <w:ind w:left="720" w:hanging="360"/>
+        <w:rPr/>
       </w:pPr>
       <w:r>
         <w:rPr>
@@ -100,6 +101,7 @@
           <w:numId w:val="1"/>
         </w:numPr>
         <w:ind w:left="720" w:hanging="360"/>
+        <w:rPr/>
       </w:pPr>
       <w:r>
         <w:rPr>
@@ -115,6 +117,7 @@
           <w:numId w:val="1"/>
         </w:numPr>
         <w:ind w:left="720" w:hanging="360"/>
+        <w:rPr/>
       </w:pPr>
       <w:r>
         <w:rPr>
@@ -130,6 +133,7 @@
           <w:numId w:val="1"/>
         </w:numPr>
         <w:ind w:left="720" w:hanging="360"/>
+        <w:rPr/>
       </w:pPr>
       <w:r>
         <w:rPr>
@@ -145,6 +149,7 @@
           <w:numId w:val="1"/>
         </w:numPr>
         <w:ind w:left="720" w:hanging="360"/>
+        <w:rPr/>
       </w:pPr>
       <w:r>
         <w:rPr>
@@ -160,6 +165,7 @@
           <w:numId w:val="1"/>
         </w:numPr>
         <w:ind w:left="720" w:hanging="360"/>
+        <w:rPr/>
       </w:pPr>
       <w:r>
         <w:rPr>
@@ -175,6 +181,7 @@
           <w:numId w:val="1"/>
         </w:numPr>
         <w:ind w:left="720" w:hanging="360"/>
+        <w:rPr/>
       </w:pPr>
       <w:r>
         <w:rPr>
@@ -190,6 +197,7 @@
           <w:numId w:val="1"/>
         </w:numPr>
         <w:ind w:left="720" w:hanging="360"/>
+        <w:rPr/>
       </w:pPr>
       <w:r>
         <w:rPr>
@@ -205,6 +213,7 @@
           <w:numId w:val="1"/>
         </w:numPr>
         <w:ind w:left="720" w:hanging="360"/>
+        <w:rPr/>
       </w:pPr>
       <w:r>
         <w:rPr>
@@ -1800,7 +1809,7 @@
         <w:pStyle w:val="Heading2"/>
         <w:rPr/>
       </w:pPr>
-      <w:bookmarkStart w:colFirst="0" w:colLast="0" w:name="_nrhluv5gfk65" w:id="0"/>
+      <w:bookmarkStart w:colFirst="0" w:colLast="0" w:name="_w5idvz1hx345" w:id="0"/>
       <w:bookmarkEnd w:id="0"/>
       <w:r>
         <w:rPr>
@@ -1875,7 +1884,7 @@
         <w:pStyle w:val="Heading2"/>
         <w:rPr/>
       </w:pPr>
-      <w:bookmarkStart w:colFirst="0" w:colLast="0" w:name="_m5h1itocy8j2" w:id="1"/>
+      <w:bookmarkStart w:colFirst="0" w:colLast="0" w:name="_ltmu4el021yv" w:id="1"/>
       <w:bookmarkEnd w:id="1"/>
       <w:r>
         <w:rPr>
@@ -1900,7 +1909,7 @@
         <w:pStyle w:val="Heading2"/>
         <w:rPr/>
       </w:pPr>
-      <w:bookmarkStart w:colFirst="0" w:colLast="0" w:name="_1bfdvd9uaoel" w:id="2"/>
+      <w:bookmarkStart w:colFirst="0" w:colLast="0" w:name="_z7smdql318a8" w:id="2"/>
       <w:bookmarkEnd w:id="2"/>
       <w:r>
         <w:rPr>
